--- a/Programming with John.docx
+++ b/Programming with John.docx
@@ -1,239 +1,148 @@
 
-<file path=word/document2.xml><?xml version="1.0" encoding="utf-8"?>
-<w:document xmlns:wpc="http://schemas.microsoft.com/office/word/2010/wordprocessingCanvas" xmlns:mc="http://schemas.openxmlformats.org/markup-compatibility/2006" xmlns:o="urn:schemas-microsoft-com:office:office" xmlns:r="http://schemas.openxmlformats.org/officeDocument/2006/relationships" xmlns:m="http://schemas.openxmlformats.org/officeDocument/2006/math" xmlns:v="urn:schemas-microsoft-com:vml" xmlns:wp14="http://schemas.microsoft.com/office/word/2010/wordprocessingDrawing" xmlns:wp="http://schemas.openxmlformats.org/drawingml/2006/wordprocessingDrawing" xmlns:w10="urn:schemas-microsoft-com:office:word" xmlns:w="http://schemas.openxmlformats.org/wordprocessingml/2006/main" xmlns:w14="http://schemas.microsoft.com/office/word/2010/wordml" xmlns:w15="http://schemas.microsoft.com/office/word/2012/wordml" xmlns:wpg="http://schemas.microsoft.com/office/word/2010/wordprocessingGroup" xmlns:wpi="http://schemas.microsoft.com/office/word/2010/wordprocessingInk" xmlns:wne="http://schemas.microsoft.com/office/word/2006/wordml" xmlns:wps="http://schemas.microsoft.com/office/word/2010/wordprocessingShape" xmlns:w16se="http://schemas.microsoft.com/office/word/2015/wordml/symex" xmlns:w16cid="http://schemas.microsoft.com/office/word/2016/wordml/cid" xmlns:w16="http://schemas.microsoft.com/office/word/2018/wordml" xmlns:w16cex="http://schemas.microsoft.com/office/word/2018/wordml/cex" xmlns:w16sdtdh="http://schemas.microsoft.com/office/word/2020/wordml/sdtdatahash" xmlns:w16sdtfl="http://schemas.microsoft.com/office/word/2024/wordml/sdtformatlock" mc:Ignorable="w14 w15 wp14 w16se w16cid w16 w16cex w16sdtdh w16sdtfl">
+<file path=word/document.xml><?xml version="1.0" encoding="utf-8"?>
+<w:document xmlns:wpc="http://schemas.microsoft.com/office/word/2010/wordprocessingCanvas" xmlns:cx="http://schemas.microsoft.com/office/drawing/2014/chartex" xmlns:cx1="http://schemas.microsoft.com/office/drawing/2015/9/8/chartex" xmlns:cx2="http://schemas.microsoft.com/office/drawing/2015/10/21/chartex" xmlns:cx3="http://schemas.microsoft.com/office/drawing/2016/5/9/chartex" xmlns:cx4="http://schemas.microsoft.com/office/drawing/2016/5/10/chartex" xmlns:cx5="http://schemas.microsoft.com/office/drawing/2016/5/11/chartex" xmlns:cx6="http://schemas.microsoft.com/office/drawing/2016/5/12/chartex" xmlns:cx7="http://schemas.microsoft.com/office/drawing/2016/5/13/chartex" xmlns:cx8="http://schemas.microsoft.com/office/drawing/2016/5/14/chartex" xmlns:mc="http://schemas.openxmlformats.org/markup-compatibility/2006" xmlns:aink="http://schemas.microsoft.com/office/drawing/2016/ink" xmlns:am3d="http://schemas.microsoft.com/office/drawing/2017/model3d" xmlns:o="urn:schemas-microsoft-com:office:office" xmlns:oel="http://schemas.microsoft.com/office/2019/extlst" xmlns:r="http://schemas.openxmlformats.org/officeDocument/2006/relationships" xmlns:m="http://schemas.openxmlformats.org/officeDocument/2006/math" xmlns:v="urn:schemas-microsoft-com:vml" xmlns:wp14="http://schemas.microsoft.com/office/word/2010/wordprocessingDrawing" xmlns:wp="http://schemas.openxmlformats.org/drawingml/2006/wordprocessingDrawing" xmlns:w10="urn:schemas-microsoft-com:office:word" xmlns:w="http://schemas.openxmlformats.org/wordprocessingml/2006/main" xmlns:w14="http://schemas.microsoft.com/office/word/2010/wordml" xmlns:w15="http://schemas.microsoft.com/office/word/2012/wordml" xmlns:w16cex="http://schemas.microsoft.com/office/word/2018/wordml/cex" xmlns:w16cid="http://schemas.microsoft.com/office/word/2016/wordml/cid" xmlns:w16="http://schemas.microsoft.com/office/word/2018/wordml" xmlns:w16du="http://schemas.microsoft.com/office/word/2023/wordml/word16du" xmlns:w16sdtdh="http://schemas.microsoft.com/office/word/2020/wordml/sdtdatahash" xmlns:w16sdtfl="http://schemas.microsoft.com/office/word/2024/wordml/sdtformatlock" xmlns:w16se="http://schemas.microsoft.com/office/word/2015/wordml/symex" xmlns:wpg="http://schemas.microsoft.com/office/word/2010/wordprocessingGroup" xmlns:wpi="http://schemas.microsoft.com/office/word/2010/wordprocessingInk" xmlns:wne="http://schemas.microsoft.com/office/word/2006/wordml" xmlns:wps="http://schemas.microsoft.com/office/word/2010/wordprocessingShape" mc:Ignorable="w14 w15 w16se w16cid w16 w16cex w16sdtdh w16sdtfl w16du wp14">
   <w:body>
-    <w:p xmlns:wp14="http://schemas.microsoft.com/office/word/2010/wordml" wp14:paraId="5E5787A5" wp14:textId="53E44059">
-      <w:r>
-        <w:rPr/>
+    <w:p>
+      <w:r>
         <w:t>Programming with John, Glossary</w:t>
       </w:r>
     </w:p>
     <w:p/>
     <w:p>
       <w:r>
-        <w:rPr/>
         <w:t>Key Vocab covered so far:</w:t>
       </w:r>
     </w:p>
     <w:p>
-      <w:pPr>
-        <w:pStyle w:val="Normal"/>
-      </w:pPr>
-      <w:r>
-        <w:rPr/>
+      <w:r>
         <w:t>Computer Program</w:t>
       </w:r>
       <w:r>
-        <w:rPr/>
         <w:t>:</w:t>
       </w:r>
       <w:r>
-        <w:rPr/>
         <w:t xml:space="preserve"> </w:t>
       </w:r>
       <w:r>
         <w:rPr>
-          <w:rFonts w:ascii="Aptos" w:hAnsi="Aptos" w:eastAsia="Aptos" w:cs="Aptos"/>
-          <w:noProof w:val="0"/>
-          <w:sz w:val="24"/>
-          <w:szCs w:val="24"/>
-          <w:lang w:val="en-GB"/>
+          <w:rFonts w:ascii="Aptos" w:eastAsia="Aptos" w:hAnsi="Aptos" w:cs="Aptos"/>
         </w:rPr>
         <w:t>A set of instructions written in code that tells a computer what to do.</w:t>
       </w:r>
     </w:p>
     <w:p>
       <w:pPr>
-        <w:pStyle w:val="Normal"/>
-        <w:rPr>
-          <w:rFonts w:ascii="Aptos" w:hAnsi="Aptos" w:eastAsia="Aptos" w:cs="Aptos"/>
-          <w:noProof w:val="0"/>
-          <w:sz w:val="24"/>
-          <w:szCs w:val="24"/>
-          <w:lang w:val="en-GB"/>
-        </w:rPr>
-      </w:pPr>
-      <w:r>
-        <w:rPr/>
+        <w:rPr>
+          <w:rFonts w:ascii="Aptos" w:eastAsia="Aptos" w:hAnsi="Aptos" w:cs="Aptos"/>
+        </w:rPr>
+      </w:pPr>
+      <w:r>
         <w:t xml:space="preserve">Variable: </w:t>
       </w:r>
       <w:r>
         <w:rPr>
-          <w:rFonts w:ascii="Aptos" w:hAnsi="Aptos" w:eastAsia="Aptos" w:cs="Aptos"/>
-          <w:noProof w:val="0"/>
-          <w:sz w:val="24"/>
-          <w:szCs w:val="24"/>
-          <w:lang w:val="en-GB"/>
+          <w:rFonts w:ascii="Aptos" w:eastAsia="Aptos" w:hAnsi="Aptos" w:cs="Aptos"/>
         </w:rPr>
         <w:t xml:space="preserve">A named container that stores a value so the program can use it later. Example: </w:t>
       </w:r>
       <w:r>
         <w:rPr>
-          <w:rFonts w:ascii="Consolas" w:hAnsi="Consolas" w:eastAsia="Consolas" w:cs="Consolas"/>
-          <w:noProof w:val="0"/>
-          <w:sz w:val="24"/>
-          <w:szCs w:val="24"/>
-          <w:lang w:val="en-GB"/>
+          <w:rFonts w:ascii="Consolas" w:eastAsia="Consolas" w:hAnsi="Consolas" w:cs="Consolas"/>
         </w:rPr>
         <w:t>age = 20</w:t>
       </w:r>
     </w:p>
     <w:p>
-      <w:pPr>
-        <w:pStyle w:val="Normal"/>
-      </w:pPr>
-      <w:r>
-        <w:rPr/>
+      <w:r>
         <w:t>Data type:</w:t>
       </w:r>
       <w:r>
         <w:rPr>
-          <w:rFonts w:ascii="Aptos" w:hAnsi="Aptos" w:eastAsia="Aptos" w:cs="Aptos"/>
-          <w:noProof w:val="0"/>
-          <w:sz w:val="24"/>
-          <w:szCs w:val="24"/>
-          <w:lang w:val="en-GB"/>
+          <w:rFonts w:ascii="Aptos" w:eastAsia="Aptos" w:hAnsi="Aptos" w:cs="Aptos"/>
         </w:rPr>
         <w:t xml:space="preserve"> The kind of value a piece of data is, which decides what you can do with it.</w:t>
       </w:r>
       <w:r>
-        <w:rPr/>
         <w:t xml:space="preserve"> Int, Float, string, Casting</w:t>
       </w:r>
       <w:r>
-        <w:rPr/>
         <w:t>.</w:t>
       </w:r>
     </w:p>
     <w:p>
       <w:pPr>
         <w:rPr>
-          <w:rFonts w:ascii="Aptos" w:hAnsi="Aptos" w:eastAsia="Aptos" w:cs="Aptos"/>
-          <w:noProof w:val="0"/>
-          <w:sz w:val="24"/>
-          <w:szCs w:val="24"/>
-          <w:lang w:val="en-GB"/>
-        </w:rPr>
-      </w:pPr>
-      <w:r>
-        <w:rPr/>
+          <w:rFonts w:ascii="Aptos" w:eastAsia="Aptos" w:hAnsi="Aptos" w:cs="Aptos"/>
+        </w:rPr>
+      </w:pPr>
+      <w:r>
         <w:t xml:space="preserve">Comment: </w:t>
       </w:r>
       <w:r>
-        <w:rPr/>
         <w:t xml:space="preserve"> </w:t>
       </w:r>
       <w:r>
         <w:rPr>
-          <w:rFonts w:ascii="Aptos" w:hAnsi="Aptos" w:eastAsia="Aptos" w:cs="Aptos"/>
-          <w:noProof w:val="0"/>
-          <w:sz w:val="24"/>
-          <w:szCs w:val="24"/>
-          <w:lang w:val="en-GB"/>
+          <w:rFonts w:ascii="Aptos" w:eastAsia="Aptos" w:hAnsi="Aptos" w:cs="Aptos"/>
         </w:rPr>
         <w:t xml:space="preserve">A note written in the code that Python ignores. It explains what the code does for you and for anyone who reads it later. In Python, comments start with </w:t>
       </w:r>
       <w:r>
         <w:rPr>
-          <w:rFonts w:ascii="Consolas" w:hAnsi="Consolas" w:eastAsia="Consolas" w:cs="Consolas"/>
-          <w:noProof w:val="0"/>
-          <w:sz w:val="24"/>
-          <w:szCs w:val="24"/>
-          <w:lang w:val="en-GB"/>
+          <w:rFonts w:ascii="Consolas" w:eastAsia="Consolas" w:hAnsi="Consolas" w:cs="Consolas"/>
         </w:rPr>
         <w:t>#</w:t>
       </w:r>
     </w:p>
     <w:p>
-      <w:pPr>
-        <w:pStyle w:val="Normal"/>
-      </w:pPr>
-      <w:r>
-        <w:rPr/>
+      <w:r>
         <w:t>Whitespace.</w:t>
       </w:r>
       <w:r>
         <w:rPr>
-          <w:rFonts w:ascii="Aptos" w:hAnsi="Aptos" w:eastAsia="Aptos" w:cs="Aptos"/>
-          <w:noProof w:val="0"/>
-          <w:sz w:val="24"/>
-          <w:szCs w:val="24"/>
-          <w:lang w:val="en-GB"/>
+          <w:rFonts w:ascii="Aptos" w:eastAsia="Aptos" w:hAnsi="Aptos" w:cs="Aptos"/>
         </w:rPr>
         <w:t xml:space="preserve"> Blank characters in code, such as spaces, tabs, and empty lines. Whitespace makes code easier to read by separating and organizing it.</w:t>
       </w:r>
     </w:p>
     <w:p>
-      <w:pPr>
-        <w:pStyle w:val="Normal"/>
-      </w:pPr>
-      <w:r>
-        <w:rPr>
-          <w:rFonts w:ascii="Aptos" w:hAnsi="Aptos" w:eastAsia="Aptos" w:cs="Aptos"/>
-          <w:noProof w:val="0"/>
-          <w:sz w:val="24"/>
-          <w:szCs w:val="24"/>
-          <w:lang w:val="en-GB"/>
+      <w:r>
+        <w:rPr>
+          <w:rFonts w:ascii="Aptos" w:eastAsia="Aptos" w:hAnsi="Aptos" w:cs="Aptos"/>
         </w:rPr>
         <w:t xml:space="preserve">Indentation: In Python, indentation shows which lines belong inside another line, such as the body of an </w:t>
       </w:r>
       <w:r>
         <w:rPr>
-          <w:rFonts w:ascii="Consolas" w:hAnsi="Consolas" w:eastAsia="Consolas" w:cs="Consolas"/>
-          <w:noProof w:val="0"/>
-          <w:sz w:val="24"/>
-          <w:szCs w:val="24"/>
-          <w:lang w:val="en-GB"/>
+          <w:rFonts w:ascii="Consolas" w:eastAsia="Consolas" w:hAnsi="Consolas" w:cs="Consolas"/>
         </w:rPr>
         <w:t>if</w:t>
       </w:r>
       <w:r>
         <w:rPr>
-          <w:rFonts w:ascii="Aptos" w:hAnsi="Aptos" w:eastAsia="Aptos" w:cs="Aptos"/>
-          <w:noProof w:val="0"/>
-          <w:sz w:val="24"/>
-          <w:szCs w:val="24"/>
-          <w:lang w:val="en-GB"/>
+          <w:rFonts w:ascii="Aptos" w:eastAsia="Aptos" w:hAnsi="Aptos" w:cs="Aptos"/>
         </w:rPr>
         <w:t xml:space="preserve"> statement, loop, or function.</w:t>
       </w:r>
     </w:p>
     <w:p>
-      <w:pPr>
-        <w:pStyle w:val="Normal"/>
-      </w:pPr>
-      <w:r>
-        <w:rPr>
-          <w:rFonts w:ascii="Aptos" w:hAnsi="Aptos" w:eastAsia="Aptos" w:cs="Aptos"/>
-          <w:noProof w:val="0"/>
-          <w:sz w:val="24"/>
-          <w:szCs w:val="24"/>
-          <w:lang w:val="en-GB"/>
+      <w:r>
+        <w:rPr>
+          <w:rFonts w:ascii="Aptos" w:eastAsia="Aptos" w:hAnsi="Aptos" w:cs="Aptos"/>
         </w:rPr>
         <w:t>Program Sequence: The program reading the instructions top to bottom</w:t>
       </w:r>
       <w:r>
         <w:rPr>
-          <w:rFonts w:ascii="Aptos" w:hAnsi="Aptos" w:eastAsia="Aptos" w:cs="Aptos"/>
-          <w:noProof w:val="0"/>
-          <w:sz w:val="24"/>
-          <w:szCs w:val="24"/>
-          <w:lang w:val="en-GB"/>
+          <w:rFonts w:ascii="Aptos" w:eastAsia="Aptos" w:hAnsi="Aptos" w:cs="Aptos"/>
         </w:rPr>
         <w:t>.</w:t>
       </w:r>
     </w:p>
     <w:p>
-      <w:pPr>
-        <w:pStyle w:val="Normal"/>
-      </w:pPr>
-      <w:r>
-        <w:rPr>
-          <w:rFonts w:ascii="Aptos" w:hAnsi="Aptos" w:eastAsia="Aptos" w:cs="Aptos"/>
-          <w:noProof w:val="0"/>
-          <w:sz w:val="24"/>
-          <w:szCs w:val="24"/>
-          <w:lang w:val="en-GB"/>
+      <w:r>
+        <w:rPr>
+          <w:rFonts w:ascii="Aptos" w:eastAsia="Aptos" w:hAnsi="Aptos" w:cs="Aptos"/>
         </w:rPr>
         <w:t>Selection:</w:t>
       </w:r>
@@ -245,22 +154,15 @@
           <w:ilvl w:val="0"/>
           <w:numId w:val="1"/>
         </w:numPr>
-        <w:rPr/>
-      </w:pPr>
-      <w:r>
-        <w:rPr>
-          <w:b w:val="1"/>
-          <w:bCs w:val="1"/>
-          <w:noProof w:val="0"/>
-          <w:lang w:val="en-GB"/>
+      </w:pPr>
+      <w:r>
+        <w:rPr>
+          <w:b/>
+          <w:bCs/>
         </w:rPr>
         <w:t>If Statement:</w:t>
       </w:r>
       <w:r>
-        <w:rPr>
-          <w:noProof w:val="0"/>
-          <w:lang w:val="en-GB"/>
-        </w:rPr>
         <w:t xml:space="preserve"> Runs a block of code only when a condition is true. If the condition is false, the block is skipped.</w:t>
       </w:r>
     </w:p>
@@ -271,22 +173,15 @@
           <w:ilvl w:val="0"/>
           <w:numId w:val="1"/>
         </w:numPr>
-        <w:rPr/>
-      </w:pPr>
-      <w:r>
-        <w:rPr>
-          <w:b w:val="1"/>
-          <w:bCs w:val="1"/>
-          <w:noProof w:val="0"/>
-          <w:lang w:val="en-GB"/>
+      </w:pPr>
+      <w:r>
+        <w:rPr>
+          <w:b/>
+          <w:bCs/>
         </w:rPr>
         <w:t>If-Else:</w:t>
       </w:r>
       <w:r>
-        <w:rPr>
-          <w:noProof w:val="0"/>
-          <w:lang w:val="en-GB"/>
-        </w:rPr>
         <w:t xml:space="preserve"> Runs one block if the condition is true, and a different block if it is false. Exactly one of the two always runs.</w:t>
       </w:r>
     </w:p>
@@ -297,64 +192,74 @@
           <w:ilvl w:val="0"/>
           <w:numId w:val="1"/>
         </w:numPr>
-        <w:suppressLineNumbers w:val="0"/>
-        <w:bidi w:val="0"/>
-        <w:spacing w:before="0" w:beforeAutospacing="off" w:after="160" w:afterAutospacing="off" w:line="279" w:lineRule="auto"/>
-        <w:ind w:left="720" w:right="0" w:hanging="360"/>
-        <w:jc w:val="left"/>
-        <w:rPr>
-          <w:noProof w:val="0"/>
-          <w:lang w:val="en-GB"/>
-        </w:rPr>
-      </w:pPr>
-      <w:r>
-        <w:rPr>
-          <w:b w:val="1"/>
-          <w:bCs w:val="1"/>
-          <w:noProof w:val="0"/>
-          <w:lang w:val="en-GB"/>
+      </w:pPr>
+      <w:r>
+        <w:rPr>
+          <w:b/>
+          <w:bCs/>
         </w:rPr>
         <w:t>If-Elif-Else:</w:t>
       </w:r>
       <w:r>
-        <w:rPr>
-          <w:noProof w:val="0"/>
-          <w:lang w:val="en-GB"/>
-        </w:rPr>
         <w:t xml:space="preserve"> Checks several conditions in order, from top to bottom. The first one that is true runs, and the rest are skipped. If none are true, the </w:t>
       </w:r>
       <w:r>
         <w:rPr>
-          <w:rFonts w:ascii="Consolas" w:hAnsi="Consolas" w:eastAsia="Consolas" w:cs="Consolas"/>
-          <w:noProof w:val="0"/>
-          <w:lang w:val="en-GB"/>
+          <w:rFonts w:ascii="Consolas" w:eastAsia="Consolas" w:hAnsi="Consolas" w:cs="Consolas"/>
         </w:rPr>
         <w:t>else</w:t>
       </w:r>
       <w:r>
-        <w:rPr>
-          <w:noProof w:val="0"/>
-          <w:lang w:val="en-GB"/>
-        </w:rPr>
         <w:t xml:space="preserve"> block runs as a catch-all.</w:t>
       </w:r>
     </w:p>
-    <w:p>
-      <w:pPr>
-        <w:pStyle w:val="Normal"/>
-        <w:suppressLineNumbers w:val="0"/>
-        <w:bidi w:val="0"/>
-        <w:spacing w:before="0" w:beforeAutospacing="off" w:after="160" w:afterAutospacing="off" w:line="279" w:lineRule="auto"/>
-        <w:ind w:right="0"/>
-        <w:jc w:val="left"/>
-        <w:rPr>
-          <w:noProof w:val="0"/>
-          <w:lang w:val="en-GB"/>
-        </w:rPr>
-      </w:pPr>
+    <w:p/>
+    <w:p>
+      <w:pPr>
+        <w:pStyle w:val="ListParagraph"/>
+      </w:pPr>
+      <w:r>
+        <w:t xml:space="preserve">While loops: </w:t>
+      </w:r>
+    </w:p>
+    <w:p>
+      <w:pPr>
+        <w:pStyle w:val="ListParagraph"/>
+        <w:numPr>
+          <w:ilvl w:val="0"/>
+          <w:numId w:val="1"/>
+        </w:numPr>
+      </w:pPr>
+      <w:r>
+        <w:t xml:space="preserve">A while loop repeats a block of code for as long as its condition is True. Syntax: while condition: </w:t>
+      </w:r>
+    </w:p>
+    <w:p>
+      <w:pPr>
+        <w:pStyle w:val="ListParagraph"/>
+        <w:numPr>
+          <w:ilvl w:val="0"/>
+          <w:numId w:val="1"/>
+        </w:numPr>
+      </w:pPr>
+      <w:r>
+        <w:t xml:space="preserve">The condition is checked before each pass. When it becomes False, the loop stops and the program carries on with the code after the loop. </w:t>
+      </w:r>
+    </w:p>
+    <w:p>
+      <w:pPr>
+        <w:pStyle w:val="ListParagraph"/>
+        <w:numPr>
+          <w:ilvl w:val="0"/>
+          <w:numId w:val="1"/>
+        </w:numPr>
+      </w:pPr>
+      <w:r>
+        <w:t>The loop body is the indented block of code that gets repeated. Something inside the body (like count = count - 1) should change the condition's variable, otherwise the loop runs forever.</w:t>
+      </w:r>
     </w:p>
     <w:sectPr>
-      <w:pgSz w:w="11906" w:h="16838" w:orient="portrait"/>
+      <w:pgSz w:w="11906" w:h="16838"/>
       <w:pgMar w:top="1440" w:right="1440" w:bottom="1440" w:left="1440" w:header="720" w:footer="720" w:gutter="0"/>
       <w:cols w:space="720"/>
       <w:docGrid w:linePitch="360"/>
@@ -364,11 +269,12 @@
 </file>
 
 <file path=word/numbering.xml><?xml version="1.0" encoding="utf-8"?>
-<w:numbering xmlns:w="http://schemas.openxmlformats.org/wordprocessingml/2006/main">
-  <w:abstractNum xmlns:w="http://schemas.openxmlformats.org/wordprocessingml/2006/main" w:abstractNumId="1">
-    <w:nsid w:val="46947bfb"/>
-    <w:multiLevelType xmlns:w="http://schemas.openxmlformats.org/wordprocessingml/2006/main" w:val="hybridMultilevel"/>
-    <w:lvl xmlns:w="http://schemas.openxmlformats.org/wordprocessingml/2006/main" w:ilvl="0">
+<w:numbering xmlns:wpc="http://schemas.microsoft.com/office/word/2010/wordprocessingCanvas" xmlns:cx="http://schemas.microsoft.com/office/drawing/2014/chartex" xmlns:cx1="http://schemas.microsoft.com/office/drawing/2015/9/8/chartex" xmlns:cx2="http://schemas.microsoft.com/office/drawing/2015/10/21/chartex" xmlns:cx3="http://schemas.microsoft.com/office/drawing/2016/5/9/chartex" xmlns:cx4="http://schemas.microsoft.com/office/drawing/2016/5/10/chartex" xmlns:cx5="http://schemas.microsoft.com/office/drawing/2016/5/11/chartex" xmlns:cx6="http://schemas.microsoft.com/office/drawing/2016/5/12/chartex" xmlns:cx7="http://schemas.microsoft.com/office/drawing/2016/5/13/chartex" xmlns:cx8="http://schemas.microsoft.com/office/drawing/2016/5/14/chartex" xmlns:mc="http://schemas.openxmlformats.org/markup-compatibility/2006" xmlns:aink="http://schemas.microsoft.com/office/drawing/2016/ink" xmlns:am3d="http://schemas.microsoft.com/office/drawing/2017/model3d" xmlns:o="urn:schemas-microsoft-com:office:office" xmlns:oel="http://schemas.microsoft.com/office/2019/extlst" xmlns:r="http://schemas.openxmlformats.org/officeDocument/2006/relationships" xmlns:m="http://schemas.openxmlformats.org/officeDocument/2006/math" xmlns:v="urn:schemas-microsoft-com:vml" xmlns:wp14="http://schemas.microsoft.com/office/word/2010/wordprocessingDrawing" xmlns:wp="http://schemas.openxmlformats.org/drawingml/2006/wordprocessingDrawing" xmlns:w10="urn:schemas-microsoft-com:office:word" xmlns:w="http://schemas.openxmlformats.org/wordprocessingml/2006/main" xmlns:w14="http://schemas.microsoft.com/office/word/2010/wordml" xmlns:w15="http://schemas.microsoft.com/office/word/2012/wordml" xmlns:w16cex="http://schemas.microsoft.com/office/word/2018/wordml/cex" xmlns:w16cid="http://schemas.microsoft.com/office/word/2016/wordml/cid" xmlns:w16="http://schemas.microsoft.com/office/word/2018/wordml" xmlns:w16du="http://schemas.microsoft.com/office/word/2023/wordml/word16du" xmlns:w16sdtdh="http://schemas.microsoft.com/office/word/2020/wordml/sdtdatahash" xmlns:w16sdtfl="http://schemas.microsoft.com/office/word/2024/wordml/sdtformatlock" xmlns:w16se="http://schemas.microsoft.com/office/word/2015/wordml/symex" xmlns:wpg="http://schemas.microsoft.com/office/word/2010/wordprocessingGroup" xmlns:wpi="http://schemas.microsoft.com/office/word/2010/wordprocessingInk" xmlns:wne="http://schemas.microsoft.com/office/word/2006/wordml" xmlns:wps="http://schemas.microsoft.com/office/word/2010/wordprocessingShape" mc:Ignorable="w14 w15 w16se w16cid w16 w16cex w16sdtdh w16sdtfl w16du wp14">
+  <w:abstractNum w:abstractNumId="0" w15:restartNumberingAfterBreak="0">
+    <w:nsid w:val="46947BFB"/>
+    <w:multiLevelType w:val="hybridMultilevel"/>
+    <w:tmpl w:val="4AA03BA8"/>
+    <w:lvl w:ilvl="0" w:tplc="6AE89D0A">
       <w:start w:val="1"/>
       <w:numFmt w:val="bullet"/>
       <w:lvlText w:val=""/>
@@ -377,10 +283,10 @@
         <w:ind w:left="720" w:hanging="360"/>
       </w:pPr>
       <w:rPr>
-        <w:rFonts w:hint="default" w:ascii="Symbol" w:hAnsi="Symbol"/>
-      </w:rPr>
-    </w:lvl>
-    <w:lvl xmlns:w="http://schemas.openxmlformats.org/wordprocessingml/2006/main" w:ilvl="1">
+        <w:rFonts w:ascii="Symbol" w:hAnsi="Symbol" w:hint="default"/>
+      </w:rPr>
+    </w:lvl>
+    <w:lvl w:ilvl="1" w:tplc="343A12DA">
       <w:start w:val="1"/>
       <w:numFmt w:val="bullet"/>
       <w:lvlText w:val="o"/>
@@ -389,10 +295,10 @@
         <w:ind w:left="1440" w:hanging="360"/>
       </w:pPr>
       <w:rPr>
-        <w:rFonts w:hint="default" w:ascii="Courier New" w:hAnsi="Courier New"/>
-      </w:rPr>
-    </w:lvl>
-    <w:lvl xmlns:w="http://schemas.openxmlformats.org/wordprocessingml/2006/main" w:ilvl="2">
+        <w:rFonts w:ascii="Courier New" w:hAnsi="Courier New" w:hint="default"/>
+      </w:rPr>
+    </w:lvl>
+    <w:lvl w:ilvl="2" w:tplc="922C2CF4">
       <w:start w:val="1"/>
       <w:numFmt w:val="bullet"/>
       <w:lvlText w:val=""/>
@@ -401,10 +307,10 @@
         <w:ind w:left="2160" w:hanging="360"/>
       </w:pPr>
       <w:rPr>
-        <w:rFonts w:hint="default" w:ascii="Wingdings" w:hAnsi="Wingdings"/>
-      </w:rPr>
-    </w:lvl>
-    <w:lvl xmlns:w="http://schemas.openxmlformats.org/wordprocessingml/2006/main" w:ilvl="3">
+        <w:rFonts w:ascii="Wingdings" w:hAnsi="Wingdings" w:hint="default"/>
+      </w:rPr>
+    </w:lvl>
+    <w:lvl w:ilvl="3" w:tplc="F4AE43CC">
       <w:start w:val="1"/>
       <w:numFmt w:val="bullet"/>
       <w:lvlText w:val=""/>
@@ -413,10 +319,10 @@
         <w:ind w:left="2880" w:hanging="360"/>
       </w:pPr>
       <w:rPr>
-        <w:rFonts w:hint="default" w:ascii="Symbol" w:hAnsi="Symbol"/>
-      </w:rPr>
-    </w:lvl>
-    <w:lvl xmlns:w="http://schemas.openxmlformats.org/wordprocessingml/2006/main" w:ilvl="4">
+        <w:rFonts w:ascii="Symbol" w:hAnsi="Symbol" w:hint="default"/>
+      </w:rPr>
+    </w:lvl>
+    <w:lvl w:ilvl="4" w:tplc="3A764BDE">
       <w:start w:val="1"/>
       <w:numFmt w:val="bullet"/>
       <w:lvlText w:val="o"/>
@@ -425,10 +331,10 @@
         <w:ind w:left="3600" w:hanging="360"/>
       </w:pPr>
       <w:rPr>
-        <w:rFonts w:hint="default" w:ascii="Courier New" w:hAnsi="Courier New"/>
-      </w:rPr>
-    </w:lvl>
-    <w:lvl xmlns:w="http://schemas.openxmlformats.org/wordprocessingml/2006/main" w:ilvl="5">
+        <w:rFonts w:ascii="Courier New" w:hAnsi="Courier New" w:hint="default"/>
+      </w:rPr>
+    </w:lvl>
+    <w:lvl w:ilvl="5" w:tplc="DAD6CE6A">
       <w:start w:val="1"/>
       <w:numFmt w:val="bullet"/>
       <w:lvlText w:val=""/>
@@ -437,10 +343,10 @@
         <w:ind w:left="4320" w:hanging="360"/>
       </w:pPr>
       <w:rPr>
-        <w:rFonts w:hint="default" w:ascii="Wingdings" w:hAnsi="Wingdings"/>
-      </w:rPr>
-    </w:lvl>
-    <w:lvl xmlns:w="http://schemas.openxmlformats.org/wordprocessingml/2006/main" w:ilvl="6">
+        <w:rFonts w:ascii="Wingdings" w:hAnsi="Wingdings" w:hint="default"/>
+      </w:rPr>
+    </w:lvl>
+    <w:lvl w:ilvl="6" w:tplc="315E4644">
       <w:start w:val="1"/>
       <w:numFmt w:val="bullet"/>
       <w:lvlText w:val=""/>
@@ -449,10 +355,10 @@
         <w:ind w:left="5040" w:hanging="360"/>
       </w:pPr>
       <w:rPr>
-        <w:rFonts w:hint="default" w:ascii="Symbol" w:hAnsi="Symbol"/>
-      </w:rPr>
-    </w:lvl>
-    <w:lvl xmlns:w="http://schemas.openxmlformats.org/wordprocessingml/2006/main" w:ilvl="7">
+        <w:rFonts w:ascii="Symbol" w:hAnsi="Symbol" w:hint="default"/>
+      </w:rPr>
+    </w:lvl>
+    <w:lvl w:ilvl="7" w:tplc="F8DE185A">
       <w:start w:val="1"/>
       <w:numFmt w:val="bullet"/>
       <w:lvlText w:val="o"/>
@@ -461,10 +367,10 @@
         <w:ind w:left="5760" w:hanging="360"/>
       </w:pPr>
       <w:rPr>
-        <w:rFonts w:hint="default" w:ascii="Courier New" w:hAnsi="Courier New"/>
-      </w:rPr>
-    </w:lvl>
-    <w:lvl xmlns:w="http://schemas.openxmlformats.org/wordprocessingml/2006/main" w:ilvl="8">
+        <w:rFonts w:ascii="Courier New" w:hAnsi="Courier New" w:hint="default"/>
+      </w:rPr>
+    </w:lvl>
+    <w:lvl w:ilvl="8" w:tplc="9DA8C058">
       <w:start w:val="1"/>
       <w:numFmt w:val="bullet"/>
       <w:lvlText w:val=""/>
@@ -473,22 +379,138 @@
         <w:ind w:left="6480" w:hanging="360"/>
       </w:pPr>
       <w:rPr>
-        <w:rFonts w:hint="default" w:ascii="Wingdings" w:hAnsi="Wingdings"/>
+        <w:rFonts w:ascii="Wingdings" w:hAnsi="Wingdings" w:hint="default"/>
       </w:rPr>
     </w:lvl>
   </w:abstractNum>
-  <w:num w:numId="1">
+  <w:abstractNum w:abstractNumId="1" w15:restartNumberingAfterBreak="0">
+    <w:nsid w:val="581E3EBD"/>
+    <w:multiLevelType w:val="hybridMultilevel"/>
+    <w:tmpl w:val="1256C0E2"/>
+    <w:lvl w:ilvl="0" w:tplc="6AE89D0A">
+      <w:start w:val="1"/>
+      <w:numFmt w:val="bullet"/>
+      <w:lvlText w:val=""/>
+      <w:lvlJc w:val="left"/>
+      <w:pPr>
+        <w:ind w:left="720" w:hanging="360"/>
+      </w:pPr>
+      <w:rPr>
+        <w:rFonts w:ascii="Symbol" w:hAnsi="Symbol" w:hint="default"/>
+      </w:rPr>
+    </w:lvl>
+    <w:lvl w:ilvl="1" w:tplc="08090003" w:tentative="1">
+      <w:start w:val="1"/>
+      <w:numFmt w:val="bullet"/>
+      <w:lvlText w:val="o"/>
+      <w:lvlJc w:val="left"/>
+      <w:pPr>
+        <w:ind w:left="1440" w:hanging="360"/>
+      </w:pPr>
+      <w:rPr>
+        <w:rFonts w:ascii="Courier New" w:hAnsi="Courier New" w:cs="Courier New" w:hint="default"/>
+      </w:rPr>
+    </w:lvl>
+    <w:lvl w:ilvl="2" w:tplc="08090005" w:tentative="1">
+      <w:start w:val="1"/>
+      <w:numFmt w:val="bullet"/>
+      <w:lvlText w:val=""/>
+      <w:lvlJc w:val="left"/>
+      <w:pPr>
+        <w:ind w:left="2160" w:hanging="360"/>
+      </w:pPr>
+      <w:rPr>
+        <w:rFonts w:ascii="Wingdings" w:hAnsi="Wingdings" w:hint="default"/>
+      </w:rPr>
+    </w:lvl>
+    <w:lvl w:ilvl="3" w:tplc="08090001" w:tentative="1">
+      <w:start w:val="1"/>
+      <w:numFmt w:val="bullet"/>
+      <w:lvlText w:val=""/>
+      <w:lvlJc w:val="left"/>
+      <w:pPr>
+        <w:ind w:left="2880" w:hanging="360"/>
+      </w:pPr>
+      <w:rPr>
+        <w:rFonts w:ascii="Symbol" w:hAnsi="Symbol" w:hint="default"/>
+      </w:rPr>
+    </w:lvl>
+    <w:lvl w:ilvl="4" w:tplc="08090003" w:tentative="1">
+      <w:start w:val="1"/>
+      <w:numFmt w:val="bullet"/>
+      <w:lvlText w:val="o"/>
+      <w:lvlJc w:val="left"/>
+      <w:pPr>
+        <w:ind w:left="3600" w:hanging="360"/>
+      </w:pPr>
+      <w:rPr>
+        <w:rFonts w:ascii="Courier New" w:hAnsi="Courier New" w:cs="Courier New" w:hint="default"/>
+      </w:rPr>
+    </w:lvl>
+    <w:lvl w:ilvl="5" w:tplc="08090005" w:tentative="1">
+      <w:start w:val="1"/>
+      <w:numFmt w:val="bullet"/>
+      <w:lvlText w:val=""/>
+      <w:lvlJc w:val="left"/>
+      <w:pPr>
+        <w:ind w:left="4320" w:hanging="360"/>
+      </w:pPr>
+      <w:rPr>
+        <w:rFonts w:ascii="Wingdings" w:hAnsi="Wingdings" w:hint="default"/>
+      </w:rPr>
+    </w:lvl>
+    <w:lvl w:ilvl="6" w:tplc="08090001" w:tentative="1">
+      <w:start w:val="1"/>
+      <w:numFmt w:val="bullet"/>
+      <w:lvlText w:val=""/>
+      <w:lvlJc w:val="left"/>
+      <w:pPr>
+        <w:ind w:left="5040" w:hanging="360"/>
+      </w:pPr>
+      <w:rPr>
+        <w:rFonts w:ascii="Symbol" w:hAnsi="Symbol" w:hint="default"/>
+      </w:rPr>
+    </w:lvl>
+    <w:lvl w:ilvl="7" w:tplc="08090003" w:tentative="1">
+      <w:start w:val="1"/>
+      <w:numFmt w:val="bullet"/>
+      <w:lvlText w:val="o"/>
+      <w:lvlJc w:val="left"/>
+      <w:pPr>
+        <w:ind w:left="5760" w:hanging="360"/>
+      </w:pPr>
+      <w:rPr>
+        <w:rFonts w:ascii="Courier New" w:hAnsi="Courier New" w:cs="Courier New" w:hint="default"/>
+      </w:rPr>
+    </w:lvl>
+    <w:lvl w:ilvl="8" w:tplc="08090005" w:tentative="1">
+      <w:start w:val="1"/>
+      <w:numFmt w:val="bullet"/>
+      <w:lvlText w:val=""/>
+      <w:lvlJc w:val="left"/>
+      <w:pPr>
+        <w:ind w:left="6480" w:hanging="360"/>
+      </w:pPr>
+      <w:rPr>
+        <w:rFonts w:ascii="Wingdings" w:hAnsi="Wingdings" w:hint="default"/>
+      </w:rPr>
+    </w:lvl>
+  </w:abstractNum>
+  <w:num w:numId="1" w16cid:durableId="938562200">
+    <w:abstractNumId w:val="0"/>
+  </w:num>
+  <w:num w:numId="2" w16cid:durableId="613950815">
     <w:abstractNumId w:val="1"/>
   </w:num>
 </w:numbering>
 </file>
 
 <file path=word/styles.xml><?xml version="1.0" encoding="utf-8"?>
-<w:styles xmlns:wp14="http://schemas.microsoft.com/office/word/2010/wordprocessingDrawing" xmlns:mc="http://schemas.openxmlformats.org/markup-compatibility/2006" xmlns:r="http://schemas.openxmlformats.org/officeDocument/2006/relationships" xmlns:w="http://schemas.openxmlformats.org/wordprocessingml/2006/main" xmlns:w14="http://schemas.microsoft.com/office/word/2010/wordml" xmlns:w15="http://schemas.microsoft.com/office/word/2012/wordml" xmlns:w16se="http://schemas.microsoft.com/office/word/2015/wordml/symex" xmlns:w16cid="http://schemas.microsoft.com/office/word/2016/wordml/cid" xmlns:w16="http://schemas.microsoft.com/office/word/2018/wordml" xmlns:w16cex="http://schemas.microsoft.com/office/word/2018/wordml/cex" xmlns:w16sdtdh="http://schemas.microsoft.com/office/word/2020/wordml/sdtdatahash" xmlns:w16sdtfl="http://schemas.microsoft.com/office/word/2024/wordml/sdtformatlock" mc:Ignorable="w14 w15 wp14 w16se w16cid w16 w16cex w16sdtdh w16sdtfl">
+<w:styles xmlns:mc="http://schemas.openxmlformats.org/markup-compatibility/2006" xmlns:r="http://schemas.openxmlformats.org/officeDocument/2006/relationships" xmlns:w="http://schemas.openxmlformats.org/wordprocessingml/2006/main" xmlns:w14="http://schemas.microsoft.com/office/word/2010/wordml" xmlns:w15="http://schemas.microsoft.com/office/word/2012/wordml" xmlns:w16cex="http://schemas.microsoft.com/office/word/2018/wordml/cex" xmlns:w16cid="http://schemas.microsoft.com/office/word/2016/wordml/cid" xmlns:w16="http://schemas.microsoft.com/office/word/2018/wordml" xmlns:w16du="http://schemas.microsoft.com/office/word/2023/wordml/word16du" xmlns:w16sdtdh="http://schemas.microsoft.com/office/word/2020/wordml/sdtdatahash" xmlns:w16sdtfl="http://schemas.microsoft.com/office/word/2024/wordml/sdtformatlock" xmlns:w16se="http://schemas.microsoft.com/office/word/2015/wordml/symex" mc:Ignorable="w14 w15 w16se w16cid w16 w16cex w16sdtdh w16sdtfl w16du">
   <w:docDefaults>
     <w:rPrDefault>
       <w:rPr>
-        <w:rFonts w:asciiTheme="minorHAnsi" w:hAnsiTheme="minorHAnsi" w:eastAsiaTheme="minorEastAsia" w:cstheme="minorBidi"/>
+        <w:rFonts w:asciiTheme="minorHAnsi" w:eastAsiaTheme="minorEastAsia" w:hAnsiTheme="minorHAnsi" w:cstheme="minorBidi"/>
         <w:sz w:val="24"/>
         <w:szCs w:val="24"/>
         <w:lang w:val="en-GB" w:eastAsia="ja-JP" w:bidi="ar-SA"/>
@@ -500,17 +522,17 @@
       </w:pPr>
     </w:pPrDefault>
   </w:docDefaults>
-  <w:latentStyles w:defLockedState="0" w:defUIPriority="99" w:defSemiHidden="0" w:defUnhideWhenUsed="0" w:defQFormat="0" w:count="371">
+  <w:latentStyles w:defLockedState="0" w:defUIPriority="99" w:defSemiHidden="0" w:defUnhideWhenUsed="0" w:defQFormat="0" w:count="376">
     <w:lsdException w:name="Normal" w:uiPriority="0" w:qFormat="1"/>
     <w:lsdException w:name="heading 1" w:uiPriority="9" w:qFormat="1"/>
-    <w:lsdException w:name="heading 2" w:uiPriority="9" w:semiHidden="1" w:unhideWhenUsed="1" w:qFormat="1"/>
-    <w:lsdException w:name="heading 3" w:uiPriority="9" w:semiHidden="1" w:unhideWhenUsed="1" w:qFormat="1"/>
-    <w:lsdException w:name="heading 4" w:uiPriority="9" w:semiHidden="1" w:unhideWhenUsed="1" w:qFormat="1"/>
-    <w:lsdException w:name="heading 5" w:uiPriority="9" w:semiHidden="1" w:unhideWhenUsed="1" w:qFormat="1"/>
-    <w:lsdException w:name="heading 6" w:uiPriority="9" w:semiHidden="1" w:unhideWhenUsed="1" w:qFormat="1"/>
-    <w:lsdException w:name="heading 7" w:uiPriority="9" w:semiHidden="1" w:unhideWhenUsed="1" w:qFormat="1"/>
-    <w:lsdException w:name="heading 8" w:uiPriority="9" w:semiHidden="1" w:unhideWhenUsed="1" w:qFormat="1"/>
-    <w:lsdException w:name="heading 9" w:uiPriority="9" w:semiHidden="1" w:unhideWhenUsed="1" w:qFormat="1"/>
+    <w:lsdException w:name="heading 2" w:semiHidden="1" w:uiPriority="9" w:unhideWhenUsed="1" w:qFormat="1"/>
+    <w:lsdException w:name="heading 3" w:semiHidden="1" w:uiPriority="9" w:unhideWhenUsed="1" w:qFormat="1"/>
+    <w:lsdException w:name="heading 4" w:semiHidden="1" w:uiPriority="9" w:unhideWhenUsed="1" w:qFormat="1"/>
+    <w:lsdException w:name="heading 5" w:semiHidden="1" w:uiPriority="9" w:unhideWhenUsed="1" w:qFormat="1"/>
+    <w:lsdException w:name="heading 6" w:semiHidden="1" w:uiPriority="9" w:unhideWhenUsed="1" w:qFormat="1"/>
+    <w:lsdException w:name="heading 7" w:semiHidden="1" w:uiPriority="9" w:unhideWhenUsed="1" w:qFormat="1"/>
+    <w:lsdException w:name="heading 8" w:semiHidden="1" w:uiPriority="9" w:unhideWhenUsed="1" w:qFormat="1"/>
+    <w:lsdException w:name="heading 9" w:semiHidden="1" w:uiPriority="9" w:unhideWhenUsed="1" w:qFormat="1"/>
     <w:lsdException w:name="index 1" w:semiHidden="1" w:unhideWhenUsed="1"/>
     <w:lsdException w:name="index 2" w:semiHidden="1" w:unhideWhenUsed="1"/>
     <w:lsdException w:name="index 3" w:semiHidden="1" w:unhideWhenUsed="1"/>
@@ -520,22 +542,22 @@
     <w:lsdException w:name="index 7" w:semiHidden="1" w:unhideWhenUsed="1"/>
     <w:lsdException w:name="index 8" w:semiHidden="1" w:unhideWhenUsed="1"/>
     <w:lsdException w:name="index 9" w:semiHidden="1" w:unhideWhenUsed="1"/>
-    <w:lsdException w:name="toc 1" w:uiPriority="39" w:semiHidden="1" w:unhideWhenUsed="1"/>
-    <w:lsdException w:name="toc 2" w:uiPriority="39" w:semiHidden="1" w:unhideWhenUsed="1"/>
-    <w:lsdException w:name="toc 3" w:uiPriority="39" w:semiHidden="1" w:unhideWhenUsed="1"/>
-    <w:lsdException w:name="toc 4" w:uiPriority="39" w:semiHidden="1" w:unhideWhenUsed="1"/>
-    <w:lsdException w:name="toc 5" w:uiPriority="39" w:semiHidden="1" w:unhideWhenUsed="1"/>
-    <w:lsdException w:name="toc 6" w:uiPriority="39" w:semiHidden="1" w:unhideWhenUsed="1"/>
-    <w:lsdException w:name="toc 7" w:uiPriority="39" w:semiHidden="1" w:unhideWhenUsed="1"/>
-    <w:lsdException w:name="toc 8" w:uiPriority="39" w:semiHidden="1" w:unhideWhenUsed="1"/>
-    <w:lsdException w:name="toc 9" w:uiPriority="39" w:semiHidden="1" w:unhideWhenUsed="1"/>
+    <w:lsdException w:name="toc 1" w:semiHidden="1" w:uiPriority="39" w:unhideWhenUsed="1"/>
+    <w:lsdException w:name="toc 2" w:semiHidden="1" w:uiPriority="39" w:unhideWhenUsed="1"/>
+    <w:lsdException w:name="toc 3" w:semiHidden="1" w:uiPriority="39" w:unhideWhenUsed="1"/>
+    <w:lsdException w:name="toc 4" w:semiHidden="1" w:uiPriority="39" w:unhideWhenUsed="1"/>
+    <w:lsdException w:name="toc 5" w:semiHidden="1" w:uiPriority="39" w:unhideWhenUsed="1"/>
+    <w:lsdException w:name="toc 6" w:semiHidden="1" w:uiPriority="39" w:unhideWhenUsed="1"/>
+    <w:lsdException w:name="toc 7" w:semiHidden="1" w:uiPriority="39" w:unhideWhenUsed="1"/>
+    <w:lsdException w:name="toc 8" w:semiHidden="1" w:uiPriority="39" w:unhideWhenUsed="1"/>
+    <w:lsdException w:name="toc 9" w:semiHidden="1" w:uiPriority="39" w:unhideWhenUsed="1"/>
     <w:lsdException w:name="Normal Indent" w:semiHidden="1" w:unhideWhenUsed="1"/>
     <w:lsdException w:name="footnote text" w:semiHidden="1" w:unhideWhenUsed="1"/>
     <w:lsdException w:name="annotation text" w:semiHidden="1" w:unhideWhenUsed="1"/>
     <w:lsdException w:name="header" w:semiHidden="1" w:unhideWhenUsed="1"/>
     <w:lsdException w:name="footer" w:semiHidden="1" w:unhideWhenUsed="1"/>
     <w:lsdException w:name="index heading" w:semiHidden="1" w:unhideWhenUsed="1"/>
-    <w:lsdException w:name="caption" w:uiPriority="35" w:semiHidden="1" w:unhideWhenUsed="1" w:qFormat="1"/>
+    <w:lsdException w:name="caption" w:semiHidden="1" w:uiPriority="35" w:unhideWhenUsed="1" w:qFormat="1"/>
     <w:lsdException w:name="table of figures" w:semiHidden="1" w:unhideWhenUsed="1"/>
     <w:lsdException w:name="envelope address" w:semiHidden="1" w:unhideWhenUsed="1"/>
     <w:lsdException w:name="envelope return" w:semiHidden="1" w:unhideWhenUsed="1"/>
@@ -566,7 +588,7 @@
     <w:lsdException w:name="Title" w:uiPriority="10" w:qFormat="1"/>
     <w:lsdException w:name="Closing" w:semiHidden="1" w:unhideWhenUsed="1"/>
     <w:lsdException w:name="Signature" w:semiHidden="1" w:unhideWhenUsed="1"/>
-    <w:lsdException w:name="Default Paragraph Font" w:uiPriority="1" w:semiHidden="1" w:unhideWhenUsed="1"/>
+    <w:lsdException w:name="Default Paragraph Font" w:semiHidden="1" w:uiPriority="1" w:unhideWhenUsed="1"/>
     <w:lsdException w:name="Body Text" w:semiHidden="1" w:unhideWhenUsed="1"/>
     <w:lsdException w:name="Body Text Indent" w:semiHidden="1" w:unhideWhenUsed="1"/>
     <w:lsdException w:name="List Continue" w:semiHidden="1" w:unhideWhenUsed="1"/>
@@ -766,8 +788,8 @@
     <w:lsdException w:name="Subtle Reference" w:uiPriority="31" w:qFormat="1"/>
     <w:lsdException w:name="Intense Reference" w:uiPriority="32" w:qFormat="1"/>
     <w:lsdException w:name="Book Title" w:uiPriority="33" w:qFormat="1"/>
-    <w:lsdException w:name="Bibliography" w:uiPriority="37" w:semiHidden="1" w:unhideWhenUsed="1"/>
-    <w:lsdException w:name="TOC Heading" w:uiPriority="39" w:semiHidden="1" w:unhideWhenUsed="1" w:qFormat="1"/>
+    <w:lsdException w:name="Bibliography" w:semiHidden="1" w:uiPriority="37" w:unhideWhenUsed="1"/>
+    <w:lsdException w:name="TOC Heading" w:semiHidden="1" w:uiPriority="39" w:unhideWhenUsed="1" w:qFormat="1"/>
     <w:lsdException w:name="Plain Table 1" w:uiPriority="41"/>
     <w:lsdException w:name="Plain Table 2" w:uiPriority="42"/>
     <w:lsdException w:name="Plain Table 3" w:uiPriority="43"/>
@@ -872,18 +894,22 @@
     <w:lsdException w:name="List Table 5 Dark Accent 6" w:uiPriority="50"/>
     <w:lsdException w:name="List Table 6 Colorful Accent 6" w:uiPriority="51"/>
     <w:lsdException w:name="List Table 7 Colorful Accent 6" w:uiPriority="52"/>
+    <w:lsdException w:name="Mention" w:semiHidden="1" w:unhideWhenUsed="1"/>
+    <w:lsdException w:name="Smart Hyperlink" w:semiHidden="1" w:unhideWhenUsed="1"/>
+    <w:lsdException w:name="Hashtag" w:semiHidden="1" w:unhideWhenUsed="1"/>
+    <w:lsdException w:name="Unresolved Mention" w:semiHidden="1" w:unhideWhenUsed="1"/>
+    <w:lsdException w:name="Smart Link" w:semiHidden="1" w:unhideWhenUsed="1"/>
   </w:latentStyles>
-  <w:style w:type="paragraph" w:styleId="Normal" w:default="1">
+  <w:style w:type="paragraph" w:default="1" w:styleId="Normal">
     <w:name w:val="Normal"/>
     <w:qFormat/>
   </w:style>
-  <w:style w:type="character" w:styleId="DefaultParagraphFont" w:default="1">
+  <w:style w:type="character" w:default="1" w:styleId="DefaultParagraphFont">
     <w:name w:val="Default Paragraph Font"/>
     <w:uiPriority w:val="1"/>
-    <w:semiHidden/>
     <w:unhideWhenUsed/>
   </w:style>
-  <w:style w:type="table" w:styleId="TableNormal" w:default="1">
+  <w:style w:type="table" w:default="1" w:styleId="TableNormal">
     <w:name w:val="Normal Table"/>
     <w:uiPriority w:val="99"/>
     <w:semiHidden/>
@@ -898,20 +924,19 @@
       </w:tblCellMar>
     </w:tblPr>
   </w:style>
-  <w:style w:type="numbering" w:styleId="NoList" w:default="1">
+  <w:style w:type="numbering" w:default="1" w:styleId="NoList">
     <w:name w:val="No List"/>
     <w:uiPriority w:val="99"/>
     <w:semiHidden/>
     <w:unhideWhenUsed/>
   </w:style>
   <w:style w:type="paragraph" w:styleId="ListParagraph">
-    <w:uiPriority w:val="34"/>
     <w:name w:val="List Paragraph"/>
     <w:basedOn w:val="Normal"/>
+    <w:uiPriority w:val="34"/>
     <w:qFormat/>
     <w:rsid w:val="54CBA0D0"/>
     <w:pPr>
-      <w:spacing/>
       <w:ind w:left="720"/>
       <w:contextualSpacing/>
     </w:pPr>
@@ -920,7 +945,7 @@
 </file>
 
 <file path=word/theme/theme1.xml><?xml version="1.0" encoding="utf-8"?>
-<a:theme xmlns:thm15="http://schemas.microsoft.com/office/thememl/2012/main" xmlns:a="http://schemas.openxmlformats.org/drawingml/2006/main" name="Office Theme">
+<a:theme xmlns:a="http://schemas.openxmlformats.org/drawingml/2006/main" name="Office Theme">
   <a:themeElements>
     <a:clrScheme name="Office">
       <a:dk1>
@@ -1178,4 +1203,10 @@
     </a:ext>
   </a:extLst>
 </a:theme>
+</file>
+
+<file path=docMetadata/LabelInfo.xml><?xml version="1.0" encoding="utf-8"?>
+<clbl:labelList xmlns:clbl="http://schemas.microsoft.com/office/2020/mipLabelMetadata">
+  <clbl:label id="{08ea6e35-fc1e-442b-8d5d-fb64c27ffa09}" enabled="0" method="" siteId="{08ea6e35-fc1e-442b-8d5d-fb64c27ffa09}" removed="1"/>
+</clbl:labelList>
 </file>